--- a/Адаптационная программа Коршак Михаил (новый формат).docx
+++ b/Адаптационная программа Коршак Михаил (новый формат).docx
@@ -302,7 +302,7 @@
                 <w:bCs/>
                 <w:szCs w:val="28"/>
               </w:rPr>
-              <w:t>Введение в должность: менеджер по продажам (группа продуктового запуска)</w:t>
+              <w:t xml:space="preserve">Введение в должность: </w:t>
             </w:r>
             <w:r>
               <w:rPr>
@@ -312,6 +312,7 @@
                 <w:iCs/>
                 <w:szCs w:val="28"/>
               </w:rPr>
+              <w:t>менеджер по продажам (группа продуктового запуска)</w:t>
             </w:r>
           </w:p>
           <w:p>
@@ -775,7 +776,7 @@
                 <w:sz w:val="22"/>
                 <w:szCs w:val="22"/>
               </w:rPr>
-              <w:t>Наставник стажировки: Кантер Андрей Николаевич, Блохина Елизавета Евгеньевна</w:t>
+              <w:t xml:space="preserve">Наставник стажировки: </w:t>
             </w:r>
             <w:r>
               <w:rPr>
@@ -784,6 +785,7 @@
                 <w:sz w:val="22"/>
                 <w:szCs w:val="22"/>
               </w:rPr>
+              <w:t>Кантер Андрей Николаевич, Блохина Елизавета Евгеньевна</w:t>
             </w:r>
           </w:p>
         </w:tc>
@@ -813,7 +815,7 @@
                 <w:sz w:val="22"/>
                 <w:szCs w:val="22"/>
               </w:rPr>
-              <w:t>Цель стажировки: Приобретение и закрепление навыков, необходимых для качественной самостоятельной работы в должности менеджера по продажам в группе продуктового запуска</w:t>
+              <w:t>Цель стажировки:</w:t>
             </w:r>
             <w:r>
               <w:rPr>
@@ -821,6 +823,7 @@
                 <w:sz w:val="22"/>
                 <w:szCs w:val="22"/>
               </w:rPr>
+              <w:t xml:space="preserve"> Приобретение и закрепление навыков, необходимых для качественной самостоятельной работы в должности </w:t>
             </w:r>
             <w:r>
               <w:rPr>
@@ -830,6 +833,7 @@
                 <w:sz w:val="22"/>
                 <w:szCs w:val="22"/>
               </w:rPr>
+              <w:t>менеджера по продажам в группе продуктового запуска</w:t>
             </w:r>
           </w:p>
         </w:tc>
@@ -8304,7 +8308,15 @@
                 <w:color w:val="000000" w:themeColor="text1"/>
                 <w:sz w:val="20"/>
               </w:rPr>
-              <w:t>Формат: самостоятельное изучение материалов и круглый стол</w:t>
+              <w:t xml:space="preserve">Формат: </w:t>
+            </w:r>
+            <w:r>
+              <w:rPr>
+                <w:rFonts w:ascii="Verdana" w:hAnsi="Verdana" w:cs="Tahoma"/>
+                <w:color w:val="000000" w:themeColor="text1"/>
+                <w:sz w:val="20"/>
+              </w:rPr>
+              <w:t xml:space="preserve">самостоятельное изучение материалов и круглый стол</w:t>
             </w:r>
           </w:p>
           <w:p>
@@ -8327,7 +8339,15 @@
                 <w:color w:val="000000" w:themeColor="text1"/>
                 <w:sz w:val="20"/>
               </w:rPr>
-              <w:t xml:space="preserve">Зачем это нужно: освоить этапы продаж в «Форус», продукт направления и экосистему 1С на базовом уровне.</w:t>
+              <w:t xml:space="preserve">Зачем это нужно: </w:t>
+            </w:r>
+            <w:r>
+              <w:rPr>
+                <w:rFonts w:ascii="Verdana" w:hAnsi="Verdana" w:cs="Tahoma"/>
+                <w:color w:val="000000" w:themeColor="text1"/>
+                <w:sz w:val="20"/>
+              </w:rPr>
+              <w:t xml:space="preserve">освоить этапы продаж в «Форус», продукт направления и экосистему 1С на базовом уровне.</w:t>
             </w:r>
           </w:p>
           <w:p>
@@ -8352,6 +8372,14 @@
               </w:rPr>
               <w:t xml:space="preserve">Источники информации и дополнительные задания:</w:t>
             </w:r>
+            <w:r>
+              <w:rPr>
+                <w:rFonts w:ascii="Verdana" w:hAnsi="Verdana" w:cs="Tahoma"/>
+                <w:color w:val="000000" w:themeColor="text1"/>
+                <w:sz w:val="20"/>
+              </w:rPr>
+              <w:t xml:space="preserve"/>
+            </w:r>
           </w:p>
           <w:p>
             <w:pPr>
@@ -8368,8 +8396,6 @@
             <w:r>
               <w:rPr>
                 <w:rFonts w:ascii="Verdana" w:hAnsi="Verdana" w:cs="Tahoma"/>
-                <w:b/>
-                <w:bCs/>
                 <w:color w:val="000000" w:themeColor="text1"/>
                 <w:sz w:val="20"/>
               </w:rPr>
@@ -8391,8 +8417,6 @@
             <w:r>
               <w:rPr>
                 <w:rFonts w:ascii="Verdana" w:hAnsi="Verdana" w:cs="Tahoma"/>
-                <w:b/>
-                <w:bCs/>
                 <w:color w:val="000000" w:themeColor="text1"/>
                 <w:sz w:val="20"/>
               </w:rPr>
@@ -8414,8 +8438,6 @@
             <w:r>
               <w:rPr>
                 <w:rFonts w:ascii="Verdana" w:hAnsi="Verdana" w:cs="Tahoma"/>
-                <w:b/>
-                <w:bCs/>
                 <w:color w:val="000000" w:themeColor="text1"/>
                 <w:sz w:val="20"/>
               </w:rPr>
@@ -8437,8 +8459,6 @@
             <w:r>
               <w:rPr>
                 <w:rFonts w:ascii="Verdana" w:hAnsi="Verdana" w:cs="Tahoma"/>
-                <w:b/>
-                <w:bCs/>
                 <w:color w:val="000000" w:themeColor="text1"/>
                 <w:sz w:val="20"/>
               </w:rPr>
@@ -8460,8 +8480,6 @@
             <w:r>
               <w:rPr>
                 <w:rFonts w:ascii="Verdana" w:hAnsi="Verdana" w:cs="Tahoma"/>
-                <w:b/>
-                <w:bCs/>
                 <w:color w:val="000000" w:themeColor="text1"/>
                 <w:sz w:val="20"/>
               </w:rPr>
@@ -8491,7 +8509,14 @@
                 <w:bCs/>
                 <w:sz w:val="20"/>
               </w:rPr>
-              <w:t>Куратор: Блохина Е.Е., руководитель стажировки</w:t>
+              <w:t xml:space="preserve">Куратор: </w:t>
+            </w:r>
+            <w:r>
+              <w:rPr>
+                <w:rFonts w:ascii="Verdana" w:hAnsi="Verdana" w:cs="Tahoma"/>
+                <w:sz w:val="20"/>
+              </w:rPr>
+              <w:t xml:space="preserve">Блохина Е.Е., руководитель стажировки</w:t>
             </w:r>
           </w:p>
           <w:p>
@@ -8512,7 +8537,14 @@
                 <w:bCs/>
                 <w:sz w:val="20"/>
               </w:rPr>
-              <w:t xml:space="preserve">Сроки: 1–6 день</w:t>
+              <w:t xml:space="preserve">Сроки: </w:t>
+            </w:r>
+            <w:r>
+              <w:rPr>
+                <w:rFonts w:ascii="Verdana" w:hAnsi="Verdana" w:cs="Tahoma"/>
+                <w:sz w:val="20"/>
+              </w:rPr>
+              <w:t xml:space="preserve">1–6 день</w:t>
             </w:r>
           </w:p>
         </w:tc>
@@ -8625,7 +8657,14 @@
                 <w:bCs/>
                 <w:sz w:val="20"/>
               </w:rPr>
-              <w:t>Битрикс24</w:t>
+              <w:t xml:space="preserve">Битрикс24</w:t>
+            </w:r>
+            <w:r>
+              <w:rPr>
+                <w:rFonts w:ascii="Verdana" w:hAnsi="Verdana" w:cs="Tahoma"/>
+                <w:sz w:val="20"/>
+              </w:rPr>
+              <w:t xml:space="preserve"/>
             </w:r>
           </w:p>
           <w:p>
@@ -8642,8 +8681,6 @@
             <w:r>
               <w:rPr>
                 <w:rFonts w:ascii="Verdana" w:hAnsi="Verdana" w:cs="Tahoma"/>
-                <w:b/>
-                <w:bCs/>
                 <w:sz w:val="20"/>
               </w:rPr>
               <w:t xml:space="preserve">Живая лента, чаты, лиды, сделки, канбаны, задачи, бизнес-процессы взаимодействия с ЦСВ</w:t>
@@ -8674,7 +8711,15 @@
                 <w:color w:val="000000" w:themeColor="text1"/>
                 <w:sz w:val="20"/>
               </w:rPr>
-              <w:t>Формат: самостоятельное изучение материалов, обсуждение с руководителем/наставником, практика</w:t>
+              <w:t xml:space="preserve">Формат: </w:t>
+            </w:r>
+            <w:r>
+              <w:rPr>
+                <w:rFonts w:ascii="Verdana" w:hAnsi="Verdana" w:cs="Tahoma"/>
+                <w:color w:val="000000" w:themeColor="text1"/>
+                <w:sz w:val="20"/>
+              </w:rPr>
+              <w:t xml:space="preserve">самостоятельное изучение материалов, обсуждение с руководителем/наставником, практика</w:t>
             </w:r>
           </w:p>
           <w:p>
@@ -8699,6 +8744,14 @@
               </w:rPr>
               <w:t xml:space="preserve">Источники информации и дополнительные задания:</w:t>
             </w:r>
+            <w:r>
+              <w:rPr>
+                <w:rFonts w:ascii="Verdana" w:hAnsi="Verdana" w:cs="Tahoma"/>
+                <w:color w:val="000000" w:themeColor="text1"/>
+                <w:sz w:val="20"/>
+              </w:rPr>
+              <w:t xml:space="preserve"/>
+            </w:r>
           </w:p>
           <w:p>
             <w:pPr>
@@ -8715,8 +8768,6 @@
             <w:r>
               <w:rPr>
                 <w:rFonts w:ascii="Verdana" w:hAnsi="Verdana" w:cs="Tahoma"/>
-                <w:b/>
-                <w:bCs/>
                 <w:color w:val="000000" w:themeColor="text1"/>
                 <w:sz w:val="20"/>
               </w:rPr>
@@ -8738,8 +8789,6 @@
             <w:r>
               <w:rPr>
                 <w:rFonts w:ascii="Verdana" w:hAnsi="Verdana" w:cs="Tahoma"/>
-                <w:b/>
-                <w:bCs/>
                 <w:color w:val="000000" w:themeColor="text1"/>
                 <w:sz w:val="20"/>
               </w:rPr>
@@ -8761,8 +8810,6 @@
             <w:r>
               <w:rPr>
                 <w:rFonts w:ascii="Verdana" w:hAnsi="Verdana" w:cs="Tahoma"/>
-                <w:b/>
-                <w:bCs/>
                 <w:color w:val="000000" w:themeColor="text1"/>
                 <w:sz w:val="20"/>
               </w:rPr>
@@ -8784,8 +8831,6 @@
             <w:r>
               <w:rPr>
                 <w:rFonts w:ascii="Verdana" w:hAnsi="Verdana" w:cs="Tahoma"/>
-                <w:b/>
-                <w:bCs/>
                 <w:color w:val="000000" w:themeColor="text1"/>
                 <w:sz w:val="20"/>
               </w:rPr>
@@ -8813,7 +8858,14 @@
                 <w:bCs/>
                 <w:sz w:val="20"/>
               </w:rPr>
-              <w:t>Куратор: Блохина Е.Е.</w:t>
+              <w:t xml:space="preserve">Куратор: </w:t>
+            </w:r>
+            <w:r>
+              <w:rPr>
+                <w:rFonts w:ascii="Verdana" w:hAnsi="Verdana" w:cs="Tahoma"/>
+                <w:sz w:val="20"/>
+              </w:rPr>
+              <w:t xml:space="preserve">Блохина Е.Е.</w:t>
             </w:r>
           </w:p>
           <w:p>
@@ -8832,7 +8884,14 @@
                 <w:bCs/>
                 <w:sz w:val="20"/>
               </w:rPr>
-              <w:t xml:space="preserve">Сроки: 2 день (база); 13–14 день (лиды, сделки, БП с ЦСВ)</w:t>
+              <w:t xml:space="preserve">Сроки: </w:t>
+            </w:r>
+            <w:r>
+              <w:rPr>
+                <w:rFonts w:ascii="Verdana" w:hAnsi="Verdana" w:cs="Tahoma"/>
+                <w:sz w:val="20"/>
+              </w:rPr>
+              <w:t xml:space="preserve">2 день (база); 13–14 день (лиды, сделки, БП с ЦСВ)</w:t>
             </w:r>
           </w:p>
         </w:tc>
@@ -8887,7 +8946,14 @@
                 <w:bCs/>
                 <w:sz w:val="20"/>
               </w:rPr>
-              <w:t>1С:УТ</w:t>
+              <w:t xml:space="preserve">1С:УТ</w:t>
+            </w:r>
+            <w:r>
+              <w:rPr>
+                <w:rFonts w:ascii="Verdana" w:hAnsi="Verdana" w:cs="Tahoma"/>
+                <w:sz w:val="20"/>
+              </w:rPr>
+              <w:t xml:space="preserve"/>
             </w:r>
           </w:p>
           <w:p>
@@ -8904,8 +8970,6 @@
             <w:r>
               <w:rPr>
                 <w:rFonts w:ascii="Verdana" w:hAnsi="Verdana" w:cs="Tahoma"/>
-                <w:b/>
-                <w:bCs/>
                 <w:sz w:val="20"/>
               </w:rPr>
               <w:t xml:space="preserve">Справочники, документы, отчёты; договоры; взаимодействие с логистикой, ЭДО, заказ ПП</w:t>
@@ -8936,7 +9000,15 @@
                 <w:color w:val="000000" w:themeColor="text1"/>
                 <w:sz w:val="20"/>
               </w:rPr>
-              <w:t>Формат: видеоуроки, практика, экзамен</w:t>
+              <w:t xml:space="preserve">Формат: </w:t>
+            </w:r>
+            <w:r>
+              <w:rPr>
+                <w:rFonts w:ascii="Verdana" w:hAnsi="Verdana" w:cs="Tahoma"/>
+                <w:color w:val="000000" w:themeColor="text1"/>
+                <w:sz w:val="20"/>
+              </w:rPr>
+              <w:t xml:space="preserve">видеоуроки, практика, экзамен</w:t>
             </w:r>
           </w:p>
           <w:p>
@@ -8961,6 +9033,14 @@
               </w:rPr>
               <w:t xml:space="preserve">Источники информации и дополнительные задания:</w:t>
             </w:r>
+            <w:r>
+              <w:rPr>
+                <w:rFonts w:ascii="Verdana" w:hAnsi="Verdana" w:cs="Tahoma"/>
+                <w:color w:val="000000" w:themeColor="text1"/>
+                <w:sz w:val="20"/>
+              </w:rPr>
+              <w:t xml:space="preserve"/>
+            </w:r>
           </w:p>
           <w:p>
             <w:pPr>
@@ -8977,8 +9057,6 @@
             <w:r>
               <w:rPr>
                 <w:rFonts w:ascii="Verdana" w:hAnsi="Verdana" w:cs="Tahoma"/>
-                <w:b/>
-                <w:bCs/>
                 <w:color w:val="000000" w:themeColor="text1"/>
                 <w:sz w:val="20"/>
               </w:rPr>
@@ -9000,8 +9078,6 @@
             <w:r>
               <w:rPr>
                 <w:rFonts w:ascii="Verdana" w:hAnsi="Verdana" w:cs="Tahoma"/>
-                <w:b/>
-                <w:bCs/>
                 <w:color w:val="000000" w:themeColor="text1"/>
                 <w:sz w:val="20"/>
               </w:rPr>
@@ -9023,8 +9099,6 @@
             <w:r>
               <w:rPr>
                 <w:rFonts w:ascii="Verdana" w:hAnsi="Verdana" w:cs="Tahoma"/>
-                <w:b/>
-                <w:bCs/>
                 <w:color w:val="000000" w:themeColor="text1"/>
                 <w:sz w:val="20"/>
               </w:rPr>
@@ -9052,7 +9126,14 @@
                 <w:bCs/>
                 <w:sz w:val="20"/>
               </w:rPr>
-              <w:t>Куратор: Блохина Е.Е.</w:t>
+              <w:t xml:space="preserve">Куратор: </w:t>
+            </w:r>
+            <w:r>
+              <w:rPr>
+                <w:rFonts w:ascii="Verdana" w:hAnsi="Verdana" w:cs="Tahoma"/>
+                <w:sz w:val="20"/>
+              </w:rPr>
+              <w:t xml:space="preserve">Блохина Е.Е.</w:t>
             </w:r>
           </w:p>
           <w:p>
@@ -9071,7 +9152,14 @@
                 <w:bCs/>
                 <w:sz w:val="20"/>
               </w:rPr>
-              <w:t xml:space="preserve">Сроки: после 30 дня</w:t>
+              <w:t xml:space="preserve">Сроки: </w:t>
+            </w:r>
+            <w:r>
+              <w:rPr>
+                <w:rFonts w:ascii="Verdana" w:hAnsi="Verdana" w:cs="Tahoma"/>
+                <w:sz w:val="20"/>
+              </w:rPr>
+              <w:t xml:space="preserve">после 30 дня</w:t>
             </w:r>
           </w:p>
         </w:tc>
@@ -9154,7 +9242,15 @@
                 <w:color w:val="000000" w:themeColor="text1"/>
                 <w:sz w:val="20"/>
               </w:rPr>
-              <w:t>Формат: практика</w:t>
+              <w:t xml:space="preserve">Формат: </w:t>
+            </w:r>
+            <w:r>
+              <w:rPr>
+                <w:rFonts w:ascii="Verdana" w:hAnsi="Verdana" w:cs="Tahoma"/>
+                <w:color w:val="000000" w:themeColor="text1"/>
+                <w:sz w:val="20"/>
+              </w:rPr>
+              <w:t xml:space="preserve">практика</w:t>
             </w:r>
           </w:p>
           <w:p>
@@ -9179,6 +9275,14 @@
               </w:rPr>
               <w:t xml:space="preserve">Источники информации и дополнительные задания:</w:t>
             </w:r>
+            <w:r>
+              <w:rPr>
+                <w:rFonts w:ascii="Verdana" w:hAnsi="Verdana" w:cs="Tahoma"/>
+                <w:color w:val="000000" w:themeColor="text1"/>
+                <w:sz w:val="20"/>
+              </w:rPr>
+              <w:t xml:space="preserve"/>
+            </w:r>
           </w:p>
           <w:p>
             <w:pPr>
@@ -9195,8 +9299,6 @@
             <w:r>
               <w:rPr>
                 <w:rFonts w:ascii="Verdana" w:hAnsi="Verdana" w:cs="Tahoma"/>
-                <w:b/>
-                <w:bCs/>
                 <w:color w:val="000000" w:themeColor="text1"/>
                 <w:sz w:val="20"/>
               </w:rPr>
@@ -9218,8 +9320,6 @@
             <w:r>
               <w:rPr>
                 <w:rFonts w:ascii="Verdana" w:hAnsi="Verdana" w:cs="Tahoma"/>
-                <w:b/>
-                <w:bCs/>
                 <w:color w:val="000000" w:themeColor="text1"/>
                 <w:sz w:val="20"/>
               </w:rPr>
@@ -9249,7 +9349,14 @@
                 <w:bCs/>
                 <w:sz w:val="20"/>
               </w:rPr>
-              <w:t>Куратор: руководитель и наставник стажировки</w:t>
+              <w:t xml:space="preserve">Куратор: </w:t>
+            </w:r>
+            <w:r>
+              <w:rPr>
+                <w:rFonts w:ascii="Verdana" w:hAnsi="Verdana" w:cs="Tahoma"/>
+                <w:sz w:val="20"/>
+              </w:rPr>
+              <w:t xml:space="preserve">руководитель и наставник стажировки</w:t>
             </w:r>
           </w:p>
           <w:p>
@@ -9270,7 +9377,14 @@
                 <w:bCs/>
                 <w:sz w:val="20"/>
               </w:rPr>
-              <w:t xml:space="preserve">Сроки: с 14 дня</w:t>
+              <w:t xml:space="preserve">Сроки: </w:t>
+            </w:r>
+            <w:r>
+              <w:rPr>
+                <w:rFonts w:ascii="Verdana" w:hAnsi="Verdana" w:cs="Tahoma"/>
+                <w:sz w:val="20"/>
+              </w:rPr>
+              <w:t xml:space="preserve">с 14 дня</w:t>
             </w:r>
           </w:p>
         </w:tc>
@@ -9353,7 +9467,15 @@
                 <w:color w:val="000000" w:themeColor="text1"/>
                 <w:sz w:val="20"/>
               </w:rPr>
-              <w:t>Формат: практика</w:t>
+              <w:t xml:space="preserve">Формат: </w:t>
+            </w:r>
+            <w:r>
+              <w:rPr>
+                <w:rFonts w:ascii="Verdana" w:hAnsi="Verdana" w:cs="Tahoma"/>
+                <w:color w:val="000000" w:themeColor="text1"/>
+                <w:sz w:val="20"/>
+              </w:rPr>
+              <w:t xml:space="preserve">практика</w:t>
             </w:r>
           </w:p>
           <w:p>
@@ -9378,6 +9500,14 @@
               </w:rPr>
               <w:t xml:space="preserve">Источники информации и дополнительные задания:</w:t>
             </w:r>
+            <w:r>
+              <w:rPr>
+                <w:rFonts w:ascii="Verdana" w:hAnsi="Verdana" w:cs="Tahoma"/>
+                <w:color w:val="000000" w:themeColor="text1"/>
+                <w:sz w:val="20"/>
+              </w:rPr>
+              <w:t xml:space="preserve"/>
+            </w:r>
           </w:p>
           <w:p>
             <w:pPr>
@@ -9394,8 +9524,6 @@
             <w:r>
               <w:rPr>
                 <w:rFonts w:ascii="Verdana" w:hAnsi="Verdana" w:cs="Tahoma"/>
-                <w:b/>
-                <w:bCs/>
                 <w:color w:val="000000" w:themeColor="text1"/>
                 <w:sz w:val="20"/>
               </w:rPr>
@@ -9417,8 +9545,6 @@
             <w:r>
               <w:rPr>
                 <w:rFonts w:ascii="Verdana" w:hAnsi="Verdana" w:cs="Tahoma"/>
-                <w:b/>
-                <w:bCs/>
                 <w:color w:val="000000" w:themeColor="text1"/>
                 <w:sz w:val="20"/>
               </w:rPr>
@@ -9448,7 +9574,14 @@
                 <w:bCs/>
                 <w:sz w:val="20"/>
               </w:rPr>
-              <w:t>Куратор: руководитель и наставник стажировки</w:t>
+              <w:t xml:space="preserve">Куратор: </w:t>
+            </w:r>
+            <w:r>
+              <w:rPr>
+                <w:rFonts w:ascii="Verdana" w:hAnsi="Verdana" w:cs="Tahoma"/>
+                <w:sz w:val="20"/>
+              </w:rPr>
+              <w:t xml:space="preserve">руководитель и наставник стажировки</w:t>
             </w:r>
           </w:p>
           <w:p>
@@ -9469,7 +9602,14 @@
                 <w:bCs/>
                 <w:sz w:val="20"/>
               </w:rPr>
-              <w:t xml:space="preserve">Сроки: с 20 дня</w:t>
+              <w:t xml:space="preserve">Сроки: </w:t>
+            </w:r>
+            <w:r>
+              <w:rPr>
+                <w:rFonts w:ascii="Verdana" w:hAnsi="Verdana" w:cs="Tahoma"/>
+                <w:sz w:val="20"/>
+              </w:rPr>
+              <w:t xml:space="preserve">с 20 дня</w:t>
             </w:r>
           </w:p>
         </w:tc>
@@ -9610,7 +9750,15 @@
                 <w:color w:val="000000" w:themeColor="text1"/>
                 <w:sz w:val="20"/>
               </w:rPr>
-              <w:t>Формат: Excel-отчёт в чате сделки</w:t>
+              <w:t xml:space="preserve">Формат: </w:t>
+            </w:r>
+            <w:r>
+              <w:rPr>
+                <w:rFonts w:ascii="Verdana" w:hAnsi="Verdana" w:cs="Tahoma"/>
+                <w:color w:val="000000" w:themeColor="text1"/>
+                <w:sz w:val="20"/>
+              </w:rPr>
+              <w:t xml:space="preserve">Excel-отчёт в чате сделки</w:t>
             </w:r>
           </w:p>
           <w:p>
@@ -9635,6 +9783,14 @@
               </w:rPr>
               <w:t xml:space="preserve">Состав информации:</w:t>
             </w:r>
+            <w:r>
+              <w:rPr>
+                <w:rFonts w:ascii="Verdana" w:hAnsi="Verdana" w:cs="Tahoma"/>
+                <w:color w:val="000000" w:themeColor="text1"/>
+                <w:sz w:val="20"/>
+              </w:rPr>
+              <w:t xml:space="preserve"/>
+            </w:r>
           </w:p>
           <w:p>
             <w:pPr>
@@ -9651,8 +9807,6 @@
             <w:r>
               <w:rPr>
                 <w:rFonts w:ascii="Verdana" w:hAnsi="Verdana" w:cs="Tahoma"/>
-                <w:b/>
-                <w:bCs/>
                 <w:color w:val="000000" w:themeColor="text1"/>
                 <w:sz w:val="20"/>
               </w:rPr>
@@ -9674,8 +9828,6 @@
             <w:r>
               <w:rPr>
                 <w:rFonts w:ascii="Verdana" w:hAnsi="Verdana" w:cs="Tahoma"/>
-                <w:b/>
-                <w:bCs/>
                 <w:color w:val="000000" w:themeColor="text1"/>
                 <w:sz w:val="20"/>
               </w:rPr>
@@ -9697,8 +9849,6 @@
             <w:r>
               <w:rPr>
                 <w:rFonts w:ascii="Verdana" w:hAnsi="Verdana" w:cs="Tahoma"/>
-                <w:b/>
-                <w:bCs/>
                 <w:color w:val="000000" w:themeColor="text1"/>
                 <w:sz w:val="20"/>
               </w:rPr>
@@ -9720,8 +9870,6 @@
             <w:r>
               <w:rPr>
                 <w:rFonts w:ascii="Verdana" w:hAnsi="Verdana" w:cs="Tahoma"/>
-                <w:b/>
-                <w:bCs/>
                 <w:color w:val="000000" w:themeColor="text1"/>
                 <w:sz w:val="20"/>
               </w:rPr>
@@ -9743,8 +9891,6 @@
             <w:r>
               <w:rPr>
                 <w:rFonts w:ascii="Verdana" w:hAnsi="Verdana" w:cs="Tahoma"/>
-                <w:b/>
-                <w:bCs/>
                 <w:color w:val="000000" w:themeColor="text1"/>
                 <w:sz w:val="20"/>
               </w:rPr>
@@ -9774,7 +9920,14 @@
                 <w:bCs/>
                 <w:sz w:val="20"/>
               </w:rPr>
-              <w:t>Куратор: стажёр (ответственный за предоставление отчётности)</w:t>
+              <w:t xml:space="preserve">Куратор: </w:t>
+            </w:r>
+            <w:r>
+              <w:rPr>
+                <w:rFonts w:ascii="Verdana" w:hAnsi="Verdana" w:cs="Tahoma"/>
+                <w:sz w:val="20"/>
+              </w:rPr>
+              <w:t xml:space="preserve">стажёр (ответственный за предоставление отчётности)</w:t>
             </w:r>
           </w:p>
           <w:p>
@@ -9795,7 +9948,14 @@
                 <w:bCs/>
                 <w:sz w:val="20"/>
               </w:rPr>
-              <w:t xml:space="preserve">Сроки: ежедневно</w:t>
+              <w:t xml:space="preserve">Сроки: </w:t>
+            </w:r>
+            <w:r>
+              <w:rPr>
+                <w:rFonts w:ascii="Verdana" w:hAnsi="Verdana" w:cs="Tahoma"/>
+                <w:sz w:val="20"/>
+              </w:rPr>
+              <w:t xml:space="preserve">ежедневно</w:t>
             </w:r>
           </w:p>
         </w:tc>
@@ -9878,7 +10038,15 @@
                 <w:color w:val="000000" w:themeColor="text1"/>
                 <w:sz w:val="20"/>
               </w:rPr>
-              <w:t>Формат: анкета стажёра</w:t>
+              <w:t xml:space="preserve">Формат: </w:t>
+            </w:r>
+            <w:r>
+              <w:rPr>
+                <w:rFonts w:ascii="Verdana" w:hAnsi="Verdana" w:cs="Tahoma"/>
+                <w:color w:val="000000" w:themeColor="text1"/>
+                <w:sz w:val="20"/>
+              </w:rPr>
+              <w:t xml:space="preserve">анкета стажёра</w:t>
             </w:r>
           </w:p>
           <w:p>
@@ -9896,8 +10064,6 @@
             <w:r>
               <w:rPr>
                 <w:rFonts w:ascii="Verdana" w:hAnsi="Verdana" w:cs="Tahoma"/>
-                <w:b/>
-                <w:bCs/>
                 <w:color w:val="000000" w:themeColor="text1"/>
                 <w:sz w:val="20"/>
               </w:rPr>
@@ -9919,8 +10085,6 @@
             <w:r>
               <w:rPr>
                 <w:rFonts w:ascii="Verdana" w:hAnsi="Verdana" w:cs="Tahoma"/>
-                <w:b/>
-                <w:bCs/>
                 <w:color w:val="000000" w:themeColor="text1"/>
                 <w:sz w:val="20"/>
               </w:rPr>
@@ -9950,7 +10114,14 @@
                 <w:bCs/>
                 <w:sz w:val="20"/>
               </w:rPr>
-              <w:t>Куратор: СУП / Блохина Е.Е.</w:t>
+              <w:t xml:space="preserve">Куратор: </w:t>
+            </w:r>
+            <w:r>
+              <w:rPr>
+                <w:rFonts w:ascii="Verdana" w:hAnsi="Verdana" w:cs="Tahoma"/>
+                <w:sz w:val="20"/>
+              </w:rPr>
+              <w:t xml:space="preserve">СУП / Блохина Е.Е.</w:t>
             </w:r>
           </w:p>
           <w:p>
@@ -9971,7 +10142,14 @@
                 <w:bCs/>
                 <w:sz w:val="20"/>
               </w:rPr>
-              <w:t xml:space="preserve">Сроки: по окончании стажировки</w:t>
+              <w:t xml:space="preserve">Сроки: </w:t>
+            </w:r>
+            <w:r>
+              <w:rPr>
+                <w:rFonts w:ascii="Verdana" w:hAnsi="Verdana" w:cs="Tahoma"/>
+                <w:sz w:val="20"/>
+              </w:rPr>
+              <w:t xml:space="preserve">по окончании стажировки</w:t>
             </w:r>
           </w:p>
         </w:tc>
